--- a/word-template-replica/国赛论文模版.docx
+++ b/word-template-replica/国赛论文模版.docx
@@ -31,7 +31,6 @@
           <w:szCs w:val="24"/>
         </w:rPr>
       </w:pPr>
-      <w:proofErr w:type="gramStart"/>
       <w:r>
         <w:rPr>
           <w:rFonts w:ascii="黑体" w:eastAsia="黑体" w:hAnsi="黑体" w:hint="eastAsia"/>
@@ -64,7 +63,6 @@
         </w:rPr>
         <w:t>要</w:t>
       </w:r>
-      <w:proofErr w:type="gramEnd"/>
     </w:p>
     <w:p>
       <w:pPr>
@@ -166,7 +164,6 @@
         </w:rPr>
         <w:t>关键词</w:t>
       </w:r>
-      <w:proofErr w:type="gramStart"/>
       <w:r>
         <w:rPr>
           <w:rFonts w:hint="eastAsia"/>
@@ -218,7 +215,6 @@
         </w:rPr>
         <w:t>关键词</w:t>
       </w:r>
-      <w:proofErr w:type="gramEnd"/>
       <w:r>
         <w:t>4</w:t>
       </w:r>
@@ -514,7 +510,6 @@
         </w:rPr>
         <w:t>注意：问题分析这一部分放置的位置比较灵活，可以放在问题重述后面作为单独的一节</w:t>
       </w:r>
-      <w:proofErr w:type="gramStart"/>
       <w:r>
         <w:rPr>
           <w:color w:val="FF0000"/>
@@ -534,7 +529,6 @@
         </w:rPr>
         <w:t>)</w:t>
       </w:r>
-      <w:proofErr w:type="gramEnd"/>
       <w:r>
         <w:rPr>
           <w:rFonts w:hint="eastAsia"/>
@@ -663,9 +657,6 @@
       <w:pPr>
         <w:ind w:firstLineChars="0" w:firstLine="0"/>
         <w:jc w:val="center"/>
-        <w:rPr>
-          <w:rFonts w:hint="eastAsia"/>
-        </w:rPr>
       </w:pPr>
       <w:r>
         <w:rPr>
@@ -683,7 +674,13 @@
         <w:rPr>
           <w:rFonts w:hint="eastAsia"/>
         </w:rPr>
-        <w:t>总体思路图</w:t>
+        <w:t>总体</w:t>
+      </w:r>
+      <w:r>
+        <w:rPr>
+          <w:rFonts w:hint="eastAsia"/>
+        </w:rPr>
+        <w:t>技术路线图</w:t>
       </w:r>
     </w:p>
     <w:p>
@@ -767,7 +764,6 @@
         </w:rPr>
         <w:t>排除生活中的小概率事件</w:t>
       </w:r>
-      <w:proofErr w:type="gramStart"/>
       <w:r>
         <w:rPr>
           <w:rFonts w:hint="eastAsia"/>
@@ -780,23 +776,7 @@
           <w:rFonts w:hint="eastAsia"/>
           <w:color w:val="FF0000"/>
         </w:rPr>
-        <w:t>例如</w:t>
-      </w:r>
-      <w:proofErr w:type="gramEnd"/>
-      <w:r>
-        <w:rPr>
-          <w:rFonts w:hint="eastAsia"/>
-          <w:color w:val="FF0000"/>
-        </w:rPr>
-        <w:t>黑天鹅事件、非正常</w:t>
-      </w:r>
-      <w:proofErr w:type="gramStart"/>
-      <w:r>
-        <w:rPr>
-          <w:rFonts w:hint="eastAsia"/>
-          <w:color w:val="FF0000"/>
-        </w:rPr>
-        <w:t>情况</w:t>
+        <w:t>例如黑天鹅事件、非正常情况</w:t>
       </w:r>
       <w:r>
         <w:rPr>
@@ -805,7 +785,6 @@
         </w:rPr>
         <w:t>)</w:t>
       </w:r>
-      <w:proofErr w:type="gramEnd"/>
     </w:p>
     <w:p>
       <w:pPr>
@@ -866,7 +845,6 @@
         </w:rPr>
         <w:t>对模型中的参数形式</w:t>
       </w:r>
-      <w:proofErr w:type="gramStart"/>
       <w:r>
         <w:rPr>
           <w:rFonts w:hint="eastAsia"/>
@@ -888,7 +866,6 @@
         </w:rPr>
         <w:t>)</w:t>
       </w:r>
-      <w:proofErr w:type="gramEnd"/>
       <w:r>
         <w:rPr>
           <w:rFonts w:hint="eastAsia"/>
@@ -1468,9 +1445,6 @@
       <w:pPr>
         <w:ind w:firstLine="480"/>
         <w:jc w:val="center"/>
-        <w:rPr>
-          <w:rFonts w:hint="eastAsia"/>
-        </w:rPr>
       </w:pPr>
       <w:r>
         <w:rPr>
@@ -1494,9 +1468,6 @@
     <w:p>
       <w:pPr>
         <w:ind w:firstLineChars="0" w:firstLine="0"/>
-        <w:rPr>
-          <w:rFonts w:hint="eastAsia"/>
-        </w:rPr>
       </w:pPr>
       <w:r>
         <w:rPr>
@@ -1621,37 +1592,12 @@
         </w:rPr>
         <w:t>把实际问题归结为一定的数学模型后，就要利用数学模型求解所提出的实际问题了。一般需要借助计算机软件进行求解，例如常用的软件有</w:t>
       </w:r>
-      <w:proofErr w:type="spellStart"/>
-      <w:r>
-        <w:rPr>
-          <w:rFonts w:hint="eastAsia"/>
-          <w:color w:val="FF0000"/>
-        </w:rPr>
-        <w:t>Matlab</w:t>
-      </w:r>
-      <w:proofErr w:type="spellEnd"/>
-      <w:r>
-        <w:rPr>
-          <w:rFonts w:hint="eastAsia"/>
-          <w:color w:val="FF0000"/>
-        </w:rPr>
-        <w:t xml:space="preserve">, </w:t>
-      </w:r>
-      <w:proofErr w:type="spellStart"/>
-      <w:r>
-        <w:rPr>
-          <w:rFonts w:hint="eastAsia"/>
-          <w:color w:val="FF0000"/>
-        </w:rPr>
-        <w:t>Spss</w:t>
-      </w:r>
-      <w:proofErr w:type="spellEnd"/>
-      <w:r>
-        <w:rPr>
-          <w:rFonts w:hint="eastAsia"/>
-          <w:color w:val="FF0000"/>
-        </w:rPr>
-        <w:t>, Lingo, Excel, Stata, Python</w:t>
+      <w:r>
+        <w:rPr>
+          <w:rFonts w:hint="eastAsia"/>
+          <w:color w:val="FF0000"/>
+        </w:rPr>
+        <w:t>Matlab, Spss, Lingo, Excel, Stata, Python</w:t>
       </w:r>
       <w:r>
         <w:rPr>
@@ -1669,9 +1615,6 @@
     <w:p>
       <w:pPr>
         <w:ind w:firstLineChars="0" w:firstLine="0"/>
-        <w:rPr>
-          <w:rFonts w:hint="eastAsia"/>
-        </w:rPr>
       </w:pPr>
       <w:r>
         <w:rPr>
@@ -1710,9 +1653,6 @@
     <w:p>
       <w:pPr>
         <w:ind w:firstLineChars="83" w:firstLine="199"/>
-        <w:rPr>
-          <w:rFonts w:hint="eastAsia"/>
-        </w:rPr>
       </w:pPr>
       <w:r>
         <w:rPr>
@@ -1759,9 +1699,6 @@
       <w:pPr>
         <w:ind w:firstLineChars="83" w:firstLine="199"/>
         <w:jc w:val="center"/>
-        <w:rPr>
-          <w:rFonts w:hint="eastAsia"/>
-        </w:rPr>
       </w:pPr>
       <w:r>
         <w:rPr>
@@ -1858,9 +1795,6 @@
       <w:pPr>
         <w:ind w:firstLine="480"/>
         <w:jc w:val="center"/>
-        <w:rPr>
-          <w:rFonts w:hint="eastAsia"/>
-        </w:rPr>
       </w:pPr>
       <w:r>
         <w:rPr>
@@ -1894,9 +1828,6 @@
     <w:p>
       <w:pPr>
         <w:ind w:firstLine="480"/>
-        <w:rPr>
-          <w:rFonts w:hint="eastAsia"/>
-        </w:rPr>
       </w:pPr>
     </w:p>
     <w:tbl>
@@ -2344,7 +2275,6 @@
         </w:rPr>
         <w:t>所有引用他人或公开资料</w:t>
       </w:r>
-      <w:proofErr w:type="gramStart"/>
       <w:r>
         <w:rPr>
           <w:rFonts w:hint="eastAsia"/>
@@ -2369,7 +2299,6 @@
         </w:rPr>
         <w:t>)</w:t>
       </w:r>
-      <w:proofErr w:type="gramEnd"/>
       <w:r>
         <w:rPr>
           <w:rFonts w:hint="eastAsia"/>
@@ -2502,7 +2431,6 @@
         </w:rPr>
         <w:t>网上资源</w:t>
       </w:r>
-      <w:proofErr w:type="gramStart"/>
       <w:r>
         <w:rPr>
           <w:rFonts w:hint="eastAsia"/>
@@ -2515,23 +2443,7 @@
           <w:rFonts w:hint="eastAsia"/>
           <w:color w:val="FF0000"/>
         </w:rPr>
-        <w:t>例如</w:t>
-      </w:r>
-      <w:proofErr w:type="gramEnd"/>
-      <w:r>
-        <w:rPr>
-          <w:rFonts w:hint="eastAsia"/>
-          <w:color w:val="FF0000"/>
-        </w:rPr>
-        <w:t>数据库、政府</w:t>
-      </w:r>
-      <w:proofErr w:type="gramStart"/>
-      <w:r>
-        <w:rPr>
-          <w:rFonts w:hint="eastAsia"/>
-          <w:color w:val="FF0000"/>
-        </w:rPr>
-        <w:t>报告</w:t>
+        <w:t>例如数据库、政府报告</w:t>
       </w:r>
       <w:r>
         <w:rPr>
@@ -2540,7 +2452,6 @@
         </w:rPr>
         <w:t>)</w:t>
       </w:r>
-      <w:proofErr w:type="gramEnd"/>
       <w:r>
         <w:rPr>
           <w:rFonts w:hint="eastAsia"/>
